--- a/do_an_may_hoc/bao_cao/BaoCao_DoAn_MayHoc_VietMedNER.docx
+++ b/do_an_may_hoc/bao_cao/BaoCao_DoAn_MayHoc_VietMedNER.docx
@@ -5298,7 +5298,7 @@
         <w:jc w:val="both"/>
       </w:pPr>
       <w:r>
-        <w:t xml:space="preserve">Số câu lặp trong cùng tập: train 0, validation 0, test 1. 2 câu validation trùng chính xác với train, và 0 câu test trùng train hay validation. Tính theo mức gần trùng (ít nhất 50% các 8-gram của câu có trong train), có 3 câu validation và 1 câu test. </w:t>
+        <w:t xml:space="preserve">Số câu lặp trong cùng tập: train 0, validation 0, test 1. 2 câu validation trùng chính xác với train, và 0 câu test trùng train hay validation. Tính theo mức gần trùng (ít nhất 50% các 8-gram của câu nằm trong cùng một câu train), có 3 câu validation và 1 câu test. </w:t>
       </w:r>
       <w:r>
         <w:rPr>
